--- a/supplementary files/Supplementary_S4_Extended Results.docx
+++ b/supplementary files/Supplementary_S4_Extended Results.docx
@@ -1,12 +1,12 @@
 
 <file path=word/document.xml><?xml version="1.0" encoding="utf-8"?>
-<w:document xmlns:wpc="http://schemas.microsoft.com/office/word/2010/wordprocessingCanvas" xmlns:cx="http://schemas.microsoft.com/office/drawing/2014/chartex" xmlns:cx1="http://schemas.microsoft.com/office/drawing/2015/9/8/chartex" xmlns:cx2="http://schemas.microsoft.com/office/drawing/2015/10/21/chartex" xmlns:cx3="http://schemas.microsoft.com/office/drawing/2016/5/9/chartex" xmlns:cx4="http://schemas.microsoft.com/office/drawing/2016/5/10/chartex" xmlns:cx5="http://schemas.microsoft.com/office/drawing/2016/5/11/chartex" xmlns:cx6="http://schemas.microsoft.com/office/drawing/2016/5/12/chartex" xmlns:cx7="http://schemas.microsoft.com/office/drawing/2016/5/13/chartex" xmlns:cx8="http://schemas.microsoft.com/office/drawing/2016/5/14/chartex" xmlns:mc="http://schemas.openxmlformats.org/markup-compatibility/2006" xmlns:aink="http://schemas.microsoft.com/office/drawing/2016/ink" xmlns:am3d="http://schemas.microsoft.com/office/drawing/2017/model3d" xmlns:o="urn:schemas-microsoft-com:office:office" xmlns:r="http://schemas.openxmlformats.org/officeDocument/2006/relationships" xmlns:m="http://schemas.openxmlformats.org/officeDocument/2006/math" xmlns:v="urn:schemas-microsoft-com:vml" xmlns:wp14="http://schemas.microsoft.com/office/word/2010/wordprocessingDrawing" xmlns:wp="http://schemas.openxmlformats.org/drawingml/2006/wordprocessingDrawing" xmlns:w10="urn:schemas-microsoft-com:office:word" xmlns:w="http://schemas.openxmlformats.org/wordprocessingml/2006/main" xmlns:w14="http://schemas.microsoft.com/office/word/2010/wordml" xmlns:w15="http://schemas.microsoft.com/office/word/2012/wordml" xmlns:w16cex="http://schemas.microsoft.com/office/word/2018/wordml/cex" xmlns:w16cid="http://schemas.microsoft.com/office/word/2016/wordml/cid" xmlns:w16="http://schemas.microsoft.com/office/word/2018/wordml" xmlns:w16sdtdh="http://schemas.microsoft.com/office/word/2020/wordml/sdtdatahash" xmlns:w16se="http://schemas.microsoft.com/office/word/2015/wordml/symex" xmlns:wpg="http://schemas.microsoft.com/office/word/2010/wordprocessingGroup" xmlns:wpi="http://schemas.microsoft.com/office/word/2010/wordprocessingInk" xmlns:wne="http://schemas.microsoft.com/office/word/2006/wordml" xmlns:wps="http://schemas.microsoft.com/office/word/2010/wordprocessingShape" mc:Ignorable="w14 w15 w16se w16cid w16 w16cex w16sdtdh wp14">
+<w:document xmlns:wpc="http://schemas.microsoft.com/office/word/2010/wordprocessingCanvas" xmlns:cx="http://schemas.microsoft.com/office/drawing/2014/chartex" xmlns:cx1="http://schemas.microsoft.com/office/drawing/2015/9/8/chartex" xmlns:cx2="http://schemas.microsoft.com/office/drawing/2015/10/21/chartex" xmlns:cx3="http://schemas.microsoft.com/office/drawing/2016/5/9/chartex" xmlns:cx4="http://schemas.microsoft.com/office/drawing/2016/5/10/chartex" xmlns:cx5="http://schemas.microsoft.com/office/drawing/2016/5/11/chartex" xmlns:cx6="http://schemas.microsoft.com/office/drawing/2016/5/12/chartex" xmlns:cx7="http://schemas.microsoft.com/office/drawing/2016/5/13/chartex" xmlns:cx8="http://schemas.microsoft.com/office/drawing/2016/5/14/chartex" xmlns:mc="http://schemas.openxmlformats.org/markup-compatibility/2006" xmlns:aink="http://schemas.microsoft.com/office/drawing/2016/ink" xmlns:am3d="http://schemas.microsoft.com/office/drawing/2017/model3d" xmlns:o="urn:schemas-microsoft-com:office:office" xmlns:oel="http://schemas.microsoft.com/office/2019/extlst" xmlns:r="http://schemas.openxmlformats.org/officeDocument/2006/relationships" xmlns:m="http://schemas.openxmlformats.org/officeDocument/2006/math" xmlns:v="urn:schemas-microsoft-com:vml" xmlns:wp14="http://schemas.microsoft.com/office/word/2010/wordprocessingDrawing" xmlns:wp="http://schemas.openxmlformats.org/drawingml/2006/wordprocessingDrawing" xmlns:w10="urn:schemas-microsoft-com:office:word" xmlns:w="http://schemas.openxmlformats.org/wordprocessingml/2006/main" xmlns:w14="http://schemas.microsoft.com/office/word/2010/wordml" xmlns:w15="http://schemas.microsoft.com/office/word/2012/wordml" xmlns:w16cex="http://schemas.microsoft.com/office/word/2018/wordml/cex" xmlns:w16cid="http://schemas.microsoft.com/office/word/2016/wordml/cid" xmlns:w16="http://schemas.microsoft.com/office/word/2018/wordml" xmlns:w16du="http://schemas.microsoft.com/office/word/2023/wordml/word16du" xmlns:w16sdtdh="http://schemas.microsoft.com/office/word/2020/wordml/sdtdatahash" xmlns:w16sdtfl="http://schemas.microsoft.com/office/word/2024/wordml/sdtformatlock" xmlns:w16se="http://schemas.microsoft.com/office/word/2015/wordml/symex" xmlns:wpg="http://schemas.microsoft.com/office/word/2010/wordprocessingGroup" xmlns:wpi="http://schemas.microsoft.com/office/word/2010/wordprocessingInk" xmlns:wne="http://schemas.microsoft.com/office/word/2006/wordml" xmlns:wps="http://schemas.microsoft.com/office/word/2010/wordprocessingShape" mc:Ignorable="w14 w15 w16se w16cid w16 w16cex w16sdtdh w16sdtfl w16du wp14">
   <w:body>
     <w:p>
       <w:pPr>
         <w:jc w:val="both"/>
         <w:rPr>
-          <w:rStyle w:val="Textoennegrita"/>
+          <w:rStyle w:val="Fuerte"/>
           <w:rFonts w:ascii="Times" w:hAnsi="Times" w:cs="Times"/>
           <w:sz w:val="20"/>
           <w:szCs w:val="20"/>
@@ -18,7 +18,7 @@
       <w:pPr>
         <w:jc w:val="both"/>
         <w:rPr>
-          <w:rStyle w:val="Textoennegrita"/>
+          <w:rStyle w:val="Fuerte"/>
           <w:rFonts w:ascii="Times" w:hAnsi="Times" w:cs="Times"/>
           <w:sz w:val="20"/>
           <w:szCs w:val="20"/>
@@ -30,7 +30,7 @@
       <w:pPr>
         <w:jc w:val="both"/>
         <w:rPr>
-          <w:rStyle w:val="Textoennegrita"/>
+          <w:rStyle w:val="Fuerte"/>
           <w:rFonts w:ascii="Times" w:hAnsi="Times" w:cs="Times"/>
           <w:sz w:val="20"/>
           <w:szCs w:val="20"/>
@@ -42,7 +42,7 @@
       <w:pPr>
         <w:jc w:val="both"/>
         <w:rPr>
-          <w:rStyle w:val="Textoennegrita"/>
+          <w:rStyle w:val="Fuerte"/>
           <w:rFonts w:ascii="Times" w:hAnsi="Times" w:cs="Times"/>
           <w:sz w:val="20"/>
           <w:szCs w:val="20"/>
@@ -54,7 +54,7 @@
       <w:pPr>
         <w:jc w:val="both"/>
         <w:rPr>
-          <w:rStyle w:val="Textoennegrita"/>
+          <w:rStyle w:val="Fuerte"/>
           <w:rFonts w:ascii="Times" w:hAnsi="Times" w:cs="Times"/>
           <w:sz w:val="20"/>
           <w:szCs w:val="20"/>
@@ -66,7 +66,7 @@
       <w:pPr>
         <w:jc w:val="both"/>
         <w:rPr>
-          <w:rStyle w:val="Textoennegrita"/>
+          <w:rStyle w:val="Fuerte"/>
           <w:rFonts w:ascii="Times" w:hAnsi="Times" w:cs="Times"/>
           <w:sz w:val="20"/>
           <w:szCs w:val="20"/>
@@ -78,7 +78,7 @@
       <w:pPr>
         <w:jc w:val="both"/>
         <w:rPr>
-          <w:rStyle w:val="Textoennegrita"/>
+          <w:rStyle w:val="Fuerte"/>
           <w:rFonts w:ascii="Times" w:hAnsi="Times" w:cs="Times"/>
           <w:sz w:val="20"/>
           <w:szCs w:val="20"/>
@@ -90,7 +90,7 @@
       <w:pPr>
         <w:jc w:val="both"/>
         <w:rPr>
-          <w:rStyle w:val="Textoennegrita"/>
+          <w:rStyle w:val="Fuerte"/>
           <w:rFonts w:ascii="Times" w:hAnsi="Times" w:cs="Times"/>
           <w:sz w:val="20"/>
           <w:szCs w:val="20"/>
@@ -102,7 +102,7 @@
       <w:pPr>
         <w:jc w:val="both"/>
         <w:rPr>
-          <w:rStyle w:val="Textoennegrita"/>
+          <w:rStyle w:val="Fuerte"/>
           <w:rFonts w:ascii="Times" w:hAnsi="Times" w:cs="Times"/>
           <w:sz w:val="20"/>
           <w:szCs w:val="20"/>
@@ -114,7 +114,7 @@
       <w:pPr>
         <w:jc w:val="both"/>
         <w:rPr>
-          <w:rStyle w:val="Textoennegrita"/>
+          <w:rStyle w:val="Fuerte"/>
           <w:rFonts w:ascii="Times" w:hAnsi="Times" w:cs="Times"/>
           <w:sz w:val="20"/>
           <w:szCs w:val="20"/>
@@ -126,7 +126,7 @@
       <w:pPr>
         <w:jc w:val="both"/>
         <w:rPr>
-          <w:rStyle w:val="Textoennegrita"/>
+          <w:rStyle w:val="Fuerte"/>
           <w:rFonts w:ascii="Times" w:hAnsi="Times" w:cs="Times"/>
           <w:sz w:val="20"/>
           <w:szCs w:val="20"/>
@@ -138,7 +138,7 @@
       <w:pPr>
         <w:jc w:val="both"/>
         <w:rPr>
-          <w:rStyle w:val="Textoennegrita"/>
+          <w:rStyle w:val="Fuerte"/>
           <w:rFonts w:ascii="Times" w:hAnsi="Times" w:cs="Times"/>
           <w:sz w:val="20"/>
           <w:szCs w:val="20"/>
@@ -150,7 +150,7 @@
       <w:pPr>
         <w:jc w:val="both"/>
         <w:rPr>
-          <w:rStyle w:val="Textoennegrita"/>
+          <w:rStyle w:val="Fuerte"/>
           <w:rFonts w:ascii="Times" w:hAnsi="Times" w:cs="Times"/>
           <w:sz w:val="20"/>
           <w:szCs w:val="20"/>
@@ -162,7 +162,7 @@
       <w:pPr>
         <w:jc w:val="both"/>
         <w:rPr>
-          <w:rStyle w:val="Textoennegrita"/>
+          <w:rStyle w:val="Fuerte"/>
           <w:rFonts w:ascii="Times" w:hAnsi="Times" w:cs="Times"/>
           <w:sz w:val="20"/>
           <w:szCs w:val="20"/>
@@ -174,7 +174,7 @@
       <w:pPr>
         <w:jc w:val="both"/>
         <w:rPr>
-          <w:rStyle w:val="Textoennegrita"/>
+          <w:rStyle w:val="Fuerte"/>
           <w:rFonts w:ascii="Times" w:hAnsi="Times" w:cs="Times"/>
           <w:sz w:val="20"/>
           <w:szCs w:val="20"/>
@@ -186,7 +186,7 @@
       <w:pPr>
         <w:jc w:val="center"/>
         <w:rPr>
-          <w:rStyle w:val="Textoennegrita"/>
+          <w:rStyle w:val="Fuerte"/>
           <w:rFonts w:ascii="Times" w:hAnsi="Times" w:cs="Times"/>
           <w:sz w:val="20"/>
           <w:szCs w:val="20"/>
@@ -195,27 +195,27 @@
       </w:pPr>
       <w:r>
         <w:rPr>
-          <w:rStyle w:val="Textoennegrita"/>
+          <w:rStyle w:val="Fuerte"/>
           <w:rFonts w:ascii="Times" w:hAnsi="Times" w:cs="Times"/>
           <w:sz w:val="20"/>
           <w:szCs w:val="20"/>
           <w:lang w:val="en-US"/>
         </w:rPr>
-        <w:t>Supplementary Material S</w:t>
-      </w:r>
-      <w:r>
-        <w:rPr>
-          <w:rStyle w:val="Textoennegrita"/>
+        <w:t xml:space="preserve">Supplementary Material </w:t>
+      </w:r>
+      <w:r>
+        <w:rPr>
+          <w:rStyle w:val="Fuerte"/>
           <w:rFonts w:ascii="Times" w:hAnsi="Times" w:cs="Times"/>
           <w:sz w:val="20"/>
           <w:szCs w:val="20"/>
           <w:lang w:val="en-US"/>
         </w:rPr>
-        <w:t>6</w:t>
-      </w:r>
-      <w:r>
-        <w:rPr>
-          <w:rStyle w:val="Textoennegrita"/>
+        <w:t>S4</w:t>
+      </w:r>
+      <w:r>
+        <w:rPr>
+          <w:rStyle w:val="Fuerte"/>
           <w:rFonts w:ascii="Times" w:hAnsi="Times" w:cs="Times"/>
           <w:sz w:val="20"/>
           <w:szCs w:val="20"/>
@@ -225,7 +225,7 @@
       </w:r>
       <w:r>
         <w:rPr>
-          <w:rStyle w:val="Textoennegrita"/>
+          <w:rStyle w:val="Fuerte"/>
           <w:rFonts w:ascii="Times" w:hAnsi="Times" w:cs="Times"/>
           <w:sz w:val="20"/>
           <w:szCs w:val="20"/>
@@ -235,7 +235,7 @@
       </w:r>
       <w:r>
         <w:rPr>
-          <w:rStyle w:val="Textoennegrita"/>
+          <w:rStyle w:val="Fuerte"/>
           <w:rFonts w:ascii="Times" w:hAnsi="Times" w:cs="Times"/>
           <w:sz w:val="20"/>
           <w:szCs w:val="20"/>
@@ -442,19 +442,7 @@
           <w:lang w:val="en-US"/>
         </w:rPr>
         <w:lastRenderedPageBreak/>
-        <w:t>S</w:t>
-      </w:r>
-      <w:r>
-        <w:rPr>
-          <w:rFonts w:ascii="Times" w:hAnsi="Times" w:cs="Times"/>
-          <w:b/>
-          <w:bCs/>
-          <w:color w:val="auto"/>
-          <w:sz w:val="20"/>
-          <w:szCs w:val="20"/>
-          <w:lang w:val="en-US"/>
-        </w:rPr>
-        <w:t>6</w:t>
+        <w:t>S4</w:t>
       </w:r>
       <w:r>
         <w:rPr>
@@ -553,7 +541,7 @@
           <w:szCs w:val="20"/>
           <w:lang w:val="en-US"/>
         </w:rPr>
-        <w:t>S</w:t>
+        <w:t>S4</w:t>
       </w:r>
       <w:r>
         <w:rPr>
@@ -565,7 +553,7 @@
           <w:szCs w:val="20"/>
           <w:lang w:val="en-US"/>
         </w:rPr>
-        <w:t>6.2</w:t>
+        <w:t>.2</w:t>
       </w:r>
       <w:r>
         <w:rPr>
@@ -652,7 +640,16 @@
           <w:szCs w:val="20"/>
           <w:lang w:val="en-US"/>
         </w:rPr>
-        <w:t xml:space="preserve">S6.2.1 </w:t>
+        <w:t>S4</w:t>
+      </w:r>
+      <w:r>
+        <w:rPr>
+          <w:rFonts w:ascii="Times" w:hAnsi="Times" w:cs="Times"/>
+          <w:sz w:val="20"/>
+          <w:szCs w:val="20"/>
+          <w:lang w:val="en-US"/>
+        </w:rPr>
+        <w:t xml:space="preserve">.2.1 </w:t>
       </w:r>
       <w:r>
         <w:rPr>
@@ -750,8 +747,9 @@
           <w:szCs w:val="20"/>
           <w:lang w:val="en-US" w:eastAsia="de-DE"/>
         </w:rPr>
-        <w:t>Five requirements depended on runtime functional testing and on-device validation, such as biometric controls like Face ID and Touch ID, behavior with third-party keyboards, copying and pasting credentials from the clipboard, and deletion of sensitive data in the background. One additional requirement required dynamic backend analysis to confirm missing HTTP and HTTPS configurations and headers. Overall, the discrepancies are explained by the availability of verifiable evidence for automation, rather than by regulatory criteria, delimiting the requirements that necessitate human intervention or additional instrumentation in the workflow.</w:t>
-      </w:r>
+        <w:t xml:space="preserve">Five requirements depended on runtime functional testing and on-device validation, such as biometric controls like Face ID and Touch ID, behavior with third-party keyboards, copying and pasting credentials from the clipboard, and deletion of sensitive data in the background. One additional requirement required dynamic backend analysis to confirm missing HTTP and HTTPS configurations and headers. Overall, the discrepancies are explained by the availability of verifiable evidence for automation, rather than by regulatory criteria, delimiting the requirements that necessitate human intervention or additional instrumentation in the </w:t>
+      </w:r>
+      <w:proofErr w:type="gramStart"/>
       <w:r>
         <w:rPr>
           <w:rFonts w:ascii="Times" w:eastAsia="Times New Roman" w:hAnsi="Times" w:cs="Times"/>
@@ -759,8 +757,18 @@
           <w:szCs w:val="20"/>
           <w:lang w:val="en-US" w:eastAsia="de-DE"/>
         </w:rPr>
+        <w:t>workflow.</w:t>
+      </w:r>
+      <w:r>
+        <w:rPr>
+          <w:rFonts w:ascii="Times" w:eastAsia="Times New Roman" w:hAnsi="Times" w:cs="Times"/>
+          <w:sz w:val="20"/>
+          <w:szCs w:val="20"/>
+          <w:lang w:val="en-US" w:eastAsia="de-DE"/>
+        </w:rPr>
         <w:t>.</w:t>
       </w:r>
+      <w:proofErr w:type="gramEnd"/>
     </w:p>
     <w:p>
       <w:pPr>
@@ -796,7 +804,16 @@
           <w:szCs w:val="20"/>
           <w:lang w:val="en-US"/>
         </w:rPr>
-        <w:t xml:space="preserve">S6.2.2 </w:t>
+        <w:t>S4</w:t>
+      </w:r>
+      <w:r>
+        <w:rPr>
+          <w:rFonts w:ascii="Times" w:hAnsi="Times" w:cs="Times"/>
+          <w:sz w:val="20"/>
+          <w:szCs w:val="20"/>
+          <w:lang w:val="en-US"/>
+        </w:rPr>
+        <w:t xml:space="preserve">.2.2 </w:t>
       </w:r>
       <w:r>
         <w:rPr>
@@ -907,7 +924,21 @@
           <w:szCs w:val="20"/>
           <w:lang w:val="en-US" w:eastAsia="de-DE"/>
         </w:rPr>
-        <w:t xml:space="preserve">S6.2.2.1 </w:t>
+        <w:t>S4</w:t>
+      </w:r>
+      <w:r>
+        <w:rPr>
+          <w:rFonts w:ascii="Times" w:eastAsia="Times New Roman" w:hAnsi="Times" w:cs="Times"/>
+          <w:b/>
+          <w:bCs/>
+          <w:i w:val="0"/>
+          <w:iCs w:val="0"/>
+          <w:color w:val="auto"/>
+          <w:sz w:val="20"/>
+          <w:szCs w:val="20"/>
+          <w:lang w:val="en-US" w:eastAsia="de-DE"/>
+        </w:rPr>
+        <w:t xml:space="preserve">.2.2.1 </w:t>
       </w:r>
       <w:r>
         <w:rPr>
@@ -1138,7 +1169,21 @@
           <w:szCs w:val="20"/>
           <w:lang w:val="en-US" w:eastAsia="de-DE"/>
         </w:rPr>
-        <w:t xml:space="preserve">S6.2.2.2 </w:t>
+        <w:t>S4</w:t>
+      </w:r>
+      <w:r>
+        <w:rPr>
+          <w:rFonts w:ascii="Times" w:eastAsia="Times New Roman" w:hAnsi="Times" w:cs="Times"/>
+          <w:b/>
+          <w:bCs/>
+          <w:i w:val="0"/>
+          <w:iCs w:val="0"/>
+          <w:color w:val="auto"/>
+          <w:sz w:val="20"/>
+          <w:szCs w:val="20"/>
+          <w:lang w:val="en-US" w:eastAsia="de-DE"/>
+        </w:rPr>
+        <w:t xml:space="preserve">.2.2.2 </w:t>
       </w:r>
       <w:r>
         <w:rPr>
@@ -1181,7 +1226,6 @@
         </w:rPr>
         <w:t xml:space="preserve">In 38 cases, the AI ​​reclassified requirements as "No" that the human audit had marked as "Yes." Expert review indicated that these discrepancies correspond to controls whose verification requires additional workflow instrumentation or human intervention to support the same evidentiary basis as the manual audit. In the absence of explicit evidence or with incomplete signals, the model showed a conservative bias and inferred non-compliance instead of referring for further verification. </w:t>
       </w:r>
-      <w:proofErr w:type="spellStart"/>
       <w:r>
         <w:rPr>
           <w:rFonts w:ascii="Times" w:eastAsia="Times New Roman" w:hAnsi="Times" w:cs="Times"/>
@@ -1189,17 +1233,7 @@
           <w:szCs w:val="20"/>
           <w:lang w:eastAsia="de-DE"/>
         </w:rPr>
-        <w:t>The</w:t>
-      </w:r>
-      <w:proofErr w:type="spellEnd"/>
-      <w:r>
-        <w:rPr>
-          <w:rFonts w:ascii="Times" w:eastAsia="Times New Roman" w:hAnsi="Times" w:cs="Times"/>
-          <w:sz w:val="20"/>
-          <w:szCs w:val="20"/>
-          <w:lang w:eastAsia="de-DE"/>
-        </w:rPr>
-        <w:t xml:space="preserve"> cases </w:t>
+        <w:t xml:space="preserve">The cases </w:t>
       </w:r>
       <w:proofErr w:type="spellStart"/>
       <w:r>
@@ -1411,7 +1445,16 @@
           <w:szCs w:val="20"/>
           <w:lang w:val="en-US"/>
         </w:rPr>
-        <w:t xml:space="preserve">S6.2.3 </w:t>
+        <w:t>S4</w:t>
+      </w:r>
+      <w:r>
+        <w:rPr>
+          <w:rFonts w:ascii="Times" w:hAnsi="Times" w:cs="Times"/>
+          <w:sz w:val="20"/>
+          <w:szCs w:val="20"/>
+          <w:lang w:val="en-US"/>
+        </w:rPr>
+        <w:t xml:space="preserve">.2.3 </w:t>
       </w:r>
       <w:r>
         <w:rPr>
@@ -1533,7 +1576,7 @@
           <w:szCs w:val="20"/>
           <w:lang w:val="en-US"/>
         </w:rPr>
-        <w:t>S6.</w:t>
+        <w:t>S4</w:t>
       </w:r>
       <w:r>
         <w:rPr>
@@ -1545,7 +1588,7 @@
           <w:szCs w:val="20"/>
           <w:lang w:val="en-US"/>
         </w:rPr>
-        <w:t>3</w:t>
+        <w:t>.</w:t>
       </w:r>
       <w:r>
         <w:rPr>
@@ -1557,7 +1600,7 @@
           <w:szCs w:val="20"/>
           <w:lang w:val="en-US"/>
         </w:rPr>
-        <w:t xml:space="preserve"> </w:t>
+        <w:t>3</w:t>
       </w:r>
       <w:r>
         <w:rPr>
@@ -1569,6 +1612,18 @@
           <w:szCs w:val="20"/>
           <w:lang w:val="en-US"/>
         </w:rPr>
+        <w:t xml:space="preserve"> </w:t>
+      </w:r>
+      <w:r>
+        <w:rPr>
+          <w:rFonts w:ascii="Times" w:hAnsi="Times" w:cs="Times"/>
+          <w:b/>
+          <w:bCs/>
+          <w:color w:val="auto"/>
+          <w:sz w:val="20"/>
+          <w:szCs w:val="20"/>
+          <w:lang w:val="en-US"/>
+        </w:rPr>
         <w:t>Extended contextual evidence and extended references for discussion</w:t>
       </w:r>
     </w:p>
@@ -1620,7 +1675,16 @@
           <w:szCs w:val="20"/>
           <w:lang w:val="en-US"/>
         </w:rPr>
-        <w:t>S6.</w:t>
+        <w:t>S4</w:t>
+      </w:r>
+      <w:r>
+        <w:rPr>
+          <w:rFonts w:ascii="Times" w:hAnsi="Times" w:cs="Times"/>
+          <w:sz w:val="20"/>
+          <w:szCs w:val="20"/>
+          <w:lang w:val="en-US"/>
+        </w:rPr>
+        <w:t>.</w:t>
       </w:r>
       <w:r>
         <w:rPr>
@@ -1684,7 +1748,6 @@
             <w:docPart w:val="F90FBC2F28ED40E0B4A8D52F0DB4CCA8"/>
           </w:placeholder>
         </w:sdtPr>
-        <w:sdtEndPr/>
         <w:sdtContent>
           <w:r>
             <w:rPr>
@@ -1712,7 +1775,6 @@
             <w:docPart w:val="098D035FC848425DB85BD4F3577AED64"/>
           </w:placeholder>
         </w:sdtPr>
-        <w:sdtEndPr/>
         <w:sdtContent>
           <w:r>
             <w:rPr>
@@ -1768,7 +1830,6 @@
             <w:docPart w:val="1AABEDE2FD07461DBB0BD9B781CBF3C0"/>
           </w:placeholder>
         </w:sdtPr>
-        <w:sdtEndPr/>
         <w:sdtContent>
           <w:r>
             <w:rPr>
@@ -1797,7 +1858,6 @@
             <w:docPart w:val="A1C0CE9D82154B66A2F9B1735CED678F"/>
           </w:placeholder>
         </w:sdtPr>
-        <w:sdtEndPr/>
         <w:sdtContent>
           <w:r>
             <w:rPr>
@@ -1839,7 +1899,16 @@
           <w:szCs w:val="20"/>
           <w:lang w:val="en-US"/>
         </w:rPr>
-        <w:t>S6.</w:t>
+        <w:t>S4</w:t>
+      </w:r>
+      <w:r>
+        <w:rPr>
+          <w:rFonts w:ascii="Times" w:hAnsi="Times" w:cs="Times"/>
+          <w:sz w:val="20"/>
+          <w:szCs w:val="20"/>
+          <w:lang w:val="en-US"/>
+        </w:rPr>
+        <w:t>.</w:t>
       </w:r>
       <w:r>
         <w:rPr>
@@ -1940,7 +2009,6 @@
             <w:docPart w:val="B21B763AD9D044ACA7B8E9713F843F8F"/>
           </w:placeholder>
         </w:sdtPr>
-        <w:sdtEndPr/>
         <w:sdtContent>
           <w:r>
             <w:rPr>
@@ -1968,7 +2036,6 @@
             <w:docPart w:val="79A80794C2DB4FF9B6F03365B61D800E"/>
           </w:placeholder>
         </w:sdtPr>
-        <w:sdtEndPr/>
         <w:sdtContent>
           <w:r>
             <w:rPr>
@@ -1998,7 +2065,6 @@
             <w:docPart w:val="88E8BA6E412642B1A78D4278F21C9983"/>
           </w:placeholder>
         </w:sdtPr>
-        <w:sdtEndPr/>
         <w:sdtContent>
           <w:r>
             <w:rPr>
@@ -2027,7 +2093,6 @@
             <w:docPart w:val="1C74F14BF3B449BD86832B23F89EC10A"/>
           </w:placeholder>
         </w:sdtPr>
-        <w:sdtEndPr/>
         <w:sdtContent>
           <w:r>
             <w:rPr>
@@ -2055,7 +2120,6 @@
             <w:docPart w:val="26F90E8E48DE4711A22602203663CA9A"/>
           </w:placeholder>
         </w:sdtPr>
-        <w:sdtEndPr/>
         <w:sdtContent>
           <w:r>
             <w:rPr>
@@ -2097,7 +2161,16 @@
           <w:szCs w:val="20"/>
           <w:lang w:val="en-US"/>
         </w:rPr>
-        <w:t>S6.3.3 Data Protection at Rest and in Transit, Cryptography, and Compliance</w:t>
+        <w:t>S4</w:t>
+      </w:r>
+      <w:r>
+        <w:rPr>
+          <w:rFonts w:ascii="Times" w:hAnsi="Times" w:cs="Times"/>
+          <w:sz w:val="20"/>
+          <w:szCs w:val="20"/>
+          <w:lang w:val="en-US"/>
+        </w:rPr>
+        <w:t>.3.3 Data Protection at Rest and in Transit, Cryptography, and Compliance</w:t>
       </w:r>
     </w:p>
     <w:p>
@@ -2144,7 +2217,6 @@
             <w:docPart w:val="191DB96632414EB7A70063B21E93C84D"/>
           </w:placeholder>
         </w:sdtPr>
-        <w:sdtEndPr/>
         <w:sdtContent>
           <w:r>
             <w:rPr>
@@ -2173,7 +2245,6 @@
             <w:docPart w:val="989367F0DA8F4250BD8F6BE5BA830C8A"/>
           </w:placeholder>
         </w:sdtPr>
-        <w:sdtEndPr/>
         <w:sdtContent>
           <w:r>
             <w:rPr>
@@ -2201,7 +2272,6 @@
             <w:docPart w:val="7C079DECD8984CC9B301561324223E52"/>
           </w:placeholder>
         </w:sdtPr>
-        <w:sdtEndPr/>
         <w:sdtContent>
           <w:r>
             <w:rPr>
@@ -2238,7 +2308,6 @@
             <w:docPart w:val="C00C2B1AF3B148C7A3677FB405F65B46"/>
           </w:placeholder>
         </w:sdtPr>
-        <w:sdtEndPr/>
         <w:sdtContent>
           <w:r>
             <w:rPr>
@@ -2266,7 +2335,6 @@
             <w:docPart w:val="6927F8675E0B46F1AFDDF1417FD3AF45"/>
           </w:placeholder>
         </w:sdtPr>
-        <w:sdtEndPr/>
         <w:sdtContent>
           <w:r>
             <w:rPr>
@@ -2294,7 +2362,6 @@
             <w:docPart w:val="655827D5951D4051BB8579F479C72718"/>
           </w:placeholder>
         </w:sdtPr>
-        <w:sdtEndPr/>
         <w:sdtContent>
           <w:r>
             <w:rPr>
@@ -2363,7 +2430,6 @@
             <w:docPart w:val="E625F8B7176F415AAF6A231805A63689"/>
           </w:placeholder>
         </w:sdtPr>
-        <w:sdtEndPr/>
         <w:sdtContent>
           <w:r>
             <w:rPr>
@@ -2392,7 +2458,6 @@
             <w:docPart w:val="987393F15C0E4573BFB23163769BE718"/>
           </w:placeholder>
         </w:sdtPr>
-        <w:sdtEndPr/>
         <w:sdtContent>
           <w:r>
             <w:rPr>
@@ -2420,7 +2485,6 @@
             <w:docPart w:val="6783E2DE4A3C482F847D1FE476D414C9"/>
           </w:placeholder>
         </w:sdtPr>
-        <w:sdtEndPr/>
         <w:sdtContent>
           <w:r>
             <w:rPr>
@@ -2448,7 +2512,6 @@
             <w:docPart w:val="BC4552E3BACB44618D97C9BCF924092C"/>
           </w:placeholder>
         </w:sdtPr>
-        <w:sdtEndPr/>
         <w:sdtContent>
           <w:r>
             <w:rPr>
@@ -2490,7 +2553,16 @@
           <w:szCs w:val="20"/>
           <w:lang w:val="en-US"/>
         </w:rPr>
-        <w:t>S6.3.4 Embedded Secrets, Attack Surface and Supply Chain</w:t>
+        <w:t>S4</w:t>
+      </w:r>
+      <w:r>
+        <w:rPr>
+          <w:rFonts w:ascii="Times" w:hAnsi="Times" w:cs="Times"/>
+          <w:sz w:val="20"/>
+          <w:szCs w:val="20"/>
+          <w:lang w:val="en-US"/>
+        </w:rPr>
+        <w:t>.3.4 Embedded Secrets, Attack Surface and Supply Chain</w:t>
       </w:r>
     </w:p>
     <w:p>
@@ -2528,7 +2600,6 @@
             <w:docPart w:val="8A67B508855749D7928B0039E148322D"/>
           </w:placeholder>
         </w:sdtPr>
-        <w:sdtEndPr/>
         <w:sdtContent>
           <w:r>
             <w:rPr>
@@ -2557,7 +2628,6 @@
             <w:docPart w:val="23820EBE8BF74528870057D2B5670AFE"/>
           </w:placeholder>
         </w:sdtPr>
-        <w:sdtEndPr/>
         <w:sdtContent>
           <w:r>
             <w:rPr>
@@ -2586,7 +2656,6 @@
             <w:docPart w:val="FC5A0203CD70420488FF1558746AC1FE"/>
           </w:placeholder>
         </w:sdtPr>
-        <w:sdtEndPr/>
         <w:sdtContent>
           <w:r>
             <w:rPr>
@@ -2642,7 +2711,6 @@
             <w:docPart w:val="C8FF92CCB39745098E28A93737665B7D"/>
           </w:placeholder>
         </w:sdtPr>
-        <w:sdtEndPr/>
         <w:sdtContent>
           <w:r>
             <w:rPr>
@@ -2671,7 +2739,6 @@
             <w:docPart w:val="7AD62EFCD1AE4594B9A95018C411C8BD"/>
           </w:placeholder>
         </w:sdtPr>
-        <w:sdtEndPr/>
         <w:sdtContent>
           <w:r>
             <w:rPr>
@@ -2701,7 +2768,6 @@
             <w:docPart w:val="9B04377D38B34264891D3A259A8800B8"/>
           </w:placeholder>
         </w:sdtPr>
-        <w:sdtEndPr/>
         <w:sdtContent>
           <w:r>
             <w:rPr>
@@ -2763,7 +2829,6 @@
             <w:docPart w:val="B1C8C276D60D4CE6B20793C89CE6F6CF"/>
           </w:placeholder>
         </w:sdtPr>
-        <w:sdtEndPr/>
         <w:sdtContent>
           <w:r>
             <w:rPr>
@@ -2791,7 +2856,6 @@
             <w:docPart w:val="4ED264DD81AF47EA8EDEF38B90E7C7CD"/>
           </w:placeholder>
         </w:sdtPr>
-        <w:sdtEndPr/>
         <w:sdtContent>
           <w:r>
             <w:rPr>
@@ -2819,7 +2883,6 @@
             <w:docPart w:val="CF010FAE75104E8E9E28A4B230028151"/>
           </w:placeholder>
         </w:sdtPr>
-        <w:sdtEndPr/>
         <w:sdtContent>
           <w:r>
             <w:rPr>
@@ -2870,7 +2933,16 @@
           <w:szCs w:val="20"/>
           <w:lang w:val="en-US"/>
         </w:rPr>
-        <w:t>S6.3.5 Client Hardening, Runtime Integrity, and Input Validation</w:t>
+        <w:t>S4</w:t>
+      </w:r>
+      <w:r>
+        <w:rPr>
+          <w:rFonts w:ascii="Times" w:hAnsi="Times" w:cs="Times"/>
+          <w:sz w:val="20"/>
+          <w:szCs w:val="20"/>
+          <w:lang w:val="en-US"/>
+        </w:rPr>
+        <w:t>.3.5 Client Hardening, Runtime Integrity, and Input Validation</w:t>
       </w:r>
     </w:p>
     <w:p>
@@ -2909,7 +2981,6 @@
             <w:docPart w:val="B41865E56EF4442FA681EE60E53F6A6C"/>
           </w:placeholder>
         </w:sdtPr>
-        <w:sdtEndPr/>
         <w:sdtContent>
           <w:r>
             <w:rPr>
@@ -2940,7 +3011,6 @@
             <w:docPart w:val="28D87CE0526D4AAEBA93AECD1FC3295A"/>
           </w:placeholder>
         </w:sdtPr>
-        <w:sdtEndPr/>
         <w:sdtContent>
           <w:r>
             <w:rPr>
@@ -2971,7 +3041,6 @@
             <w:docPart w:val="28D87CE0526D4AAEBA93AECD1FC3295A"/>
           </w:placeholder>
         </w:sdtPr>
-        <w:sdtEndPr/>
         <w:sdtContent>
           <w:r>
             <w:rPr>
@@ -3027,7 +3096,6 @@
             <w:docPart w:val="5519C4F05A1846F7B8B75ACB3DC4EE08"/>
           </w:placeholder>
         </w:sdtPr>
-        <w:sdtEndPr/>
         <w:sdtContent>
           <w:r>
             <w:rPr>
@@ -3055,7 +3123,6 @@
             <w:docPart w:val="FC59CBF26AF64D45866F7205807B6681"/>
           </w:placeholder>
         </w:sdtPr>
-        <w:sdtEndPr/>
         <w:sdtContent>
           <w:r>
             <w:rPr>
@@ -3085,7 +3152,6 @@
             <w:docPart w:val="79BEB861A1754219897981C478E07B1C"/>
           </w:placeholder>
         </w:sdtPr>
-        <w:sdtEndPr/>
         <w:sdtContent>
           <w:r>
             <w:rPr>
@@ -3129,7 +3195,16 @@
           <w:szCs w:val="20"/>
           <w:lang w:val="en-US"/>
         </w:rPr>
-        <w:t>S6.3.6 Logging, Permits, Component Exposure, and Evidence of Reported Incidents</w:t>
+        <w:t>S4</w:t>
+      </w:r>
+      <w:r>
+        <w:rPr>
+          <w:rFonts w:ascii="Times" w:hAnsi="Times" w:cs="Times"/>
+          <w:sz w:val="20"/>
+          <w:szCs w:val="20"/>
+          <w:lang w:val="en-US"/>
+        </w:rPr>
+        <w:t>.3.6 Logging, Permits, Component Exposure, and Evidence of Reported Incidents</w:t>
       </w:r>
     </w:p>
     <w:p>
@@ -3166,7 +3241,6 @@
             <w:docPart w:val="73D97A45BA5E42FFBD3908AC19789034"/>
           </w:placeholder>
         </w:sdtPr>
-        <w:sdtEndPr/>
         <w:sdtContent>
           <w:r>
             <w:rPr>
@@ -3194,7 +3268,6 @@
             <w:docPart w:val="BF52E04E04CE45038D72F0AE62DEFDB2"/>
           </w:placeholder>
         </w:sdtPr>
-        <w:sdtEndPr/>
         <w:sdtContent>
           <w:r>
             <w:rPr>
@@ -3222,7 +3295,6 @@
             <w:docPart w:val="425609C745D942EB8BEE6C102F707CA1"/>
           </w:placeholder>
         </w:sdtPr>
-        <w:sdtEndPr/>
         <w:sdtContent>
           <w:r>
             <w:rPr>
@@ -3250,7 +3322,6 @@
             <w:docPart w:val="A638FDC36B9648B89EA941AE424D2A98"/>
           </w:placeholder>
         </w:sdtPr>
-        <w:sdtEndPr/>
         <w:sdtContent>
           <w:r>
             <w:rPr>
@@ -3279,7 +3350,6 @@
             <w:docPart w:val="36E3894A3B8649ABA4144BC7FA52D054"/>
           </w:placeholder>
         </w:sdtPr>
-        <w:sdtEndPr/>
         <w:sdtContent>
           <w:r>
             <w:rPr>
@@ -3355,7 +3425,6 @@
             <w:docPart w:val="B24ABBFA33DE4C89B3F9AC96CDF10222"/>
           </w:placeholder>
         </w:sdtPr>
-        <w:sdtEndPr/>
         <w:sdtContent>
           <w:r>
             <w:rPr>
@@ -3383,7 +3452,6 @@
             <w:docPart w:val="A909E66DE1924A18925DE660FBE32C60"/>
           </w:placeholder>
         </w:sdtPr>
-        <w:sdtEndPr/>
         <w:sdtContent>
           <w:r>
             <w:rPr>
@@ -3420,7 +3488,6 @@
             <w:docPart w:val="AD56CA45B09D444792ACA8ED40A7A61D"/>
           </w:placeholder>
         </w:sdtPr>
-        <w:sdtEndPr/>
         <w:sdtContent>
           <w:r>
             <w:rPr>
@@ -3449,7 +3516,6 @@
             <w:docPart w:val="C82313CCC8C4445AB2595F47C3CE03DE"/>
           </w:placeholder>
         </w:sdtPr>
-        <w:sdtEndPr/>
         <w:sdtContent>
           <w:r>
             <w:rPr>
@@ -3477,7 +3543,6 @@
             <w:docPart w:val="6126D681292E43D698D32F4175A84444"/>
           </w:placeholder>
         </w:sdtPr>
-        <w:sdtEndPr/>
         <w:sdtContent>
           <w:r>
             <w:rPr>
@@ -3865,7 +3930,6 @@
           <w:docPart w:val="DefaultPlaceholder_-1854013440"/>
         </w:placeholder>
       </w:sdtPr>
-      <w:sdtEndPr/>
       <w:sdtContent>
         <w:p>
           <w:pPr>
@@ -4672,7 +4736,55 @@
               <w:sz w:val="20"/>
               <w:lang w:val="en-US"/>
             </w:rPr>
-            <w:t>2017 International Conference on Cyber Security And Protection Of Digital Services (Cyber Security)</w:t>
+            <w:t xml:space="preserve">2017 International Conference on Cyber Security </w:t>
+          </w:r>
+          <w:proofErr w:type="gramStart"/>
+          <w:r>
+            <w:rPr>
+              <w:rFonts w:ascii="Times" w:eastAsia="Times New Roman" w:hAnsi="Times" w:cs="Times"/>
+              <w:i/>
+              <w:iCs/>
+              <w:color w:val="000000"/>
+              <w:sz w:val="20"/>
+              <w:lang w:val="en-US"/>
+            </w:rPr>
+            <w:t>And</w:t>
+          </w:r>
+          <w:proofErr w:type="gramEnd"/>
+          <w:r>
+            <w:rPr>
+              <w:rFonts w:ascii="Times" w:eastAsia="Times New Roman" w:hAnsi="Times" w:cs="Times"/>
+              <w:i/>
+              <w:iCs/>
+              <w:color w:val="000000"/>
+              <w:sz w:val="20"/>
+              <w:lang w:val="en-US"/>
+            </w:rPr>
+            <w:t xml:space="preserve"> Protection </w:t>
+          </w:r>
+          <w:proofErr w:type="gramStart"/>
+          <w:r>
+            <w:rPr>
+              <w:rFonts w:ascii="Times" w:eastAsia="Times New Roman" w:hAnsi="Times" w:cs="Times"/>
+              <w:i/>
+              <w:iCs/>
+              <w:color w:val="000000"/>
+              <w:sz w:val="20"/>
+              <w:lang w:val="en-US"/>
+            </w:rPr>
+            <w:t>Of</w:t>
+          </w:r>
+          <w:proofErr w:type="gramEnd"/>
+          <w:r>
+            <w:rPr>
+              <w:rFonts w:ascii="Times" w:eastAsia="Times New Roman" w:hAnsi="Times" w:cs="Times"/>
+              <w:i/>
+              <w:iCs/>
+              <w:color w:val="000000"/>
+              <w:sz w:val="20"/>
+              <w:lang w:val="en-US"/>
+            </w:rPr>
+            <w:t xml:space="preserve"> Digital Services (Cyber Security)</w:t>
           </w:r>
           <w:r>
             <w:rPr>
@@ -5224,7 +5336,27 @@
               <w:lang w:val="en-US"/>
             </w:rPr>
             <w:tab/>
-            <w:t xml:space="preserve">M. Gopinath and S. C. Sethuraman, “A comprehensive survey on deep learning based malware detection techniques,” </w:t>
+            <w:t xml:space="preserve">M. Gopinath and S. C. Sethuraman, “A comprehensive survey on deep </w:t>
+          </w:r>
+          <w:proofErr w:type="gramStart"/>
+          <w:r>
+            <w:rPr>
+              <w:rFonts w:ascii="Times" w:eastAsia="Times New Roman" w:hAnsi="Times" w:cs="Times"/>
+              <w:color w:val="000000"/>
+              <w:sz w:val="20"/>
+              <w:lang w:val="en-US"/>
+            </w:rPr>
+            <w:t>learning based</w:t>
+          </w:r>
+          <w:proofErr w:type="gramEnd"/>
+          <w:r>
+            <w:rPr>
+              <w:rFonts w:ascii="Times" w:eastAsia="Times New Roman" w:hAnsi="Times" w:cs="Times"/>
+              <w:color w:val="000000"/>
+              <w:sz w:val="20"/>
+              <w:lang w:val="en-US"/>
+            </w:rPr>
+            <w:t xml:space="preserve"> malware detection techniques,” </w:t>
           </w:r>
           <w:r>
             <w:rPr>
@@ -5669,7 +5801,27 @@
               <w:sz w:val="20"/>
               <w:lang w:val="en-US"/>
             </w:rPr>
-            <w:t>, vol. 361, p. k2381, Jun. 2018, doi: 10.1136/bmj.k2381.</w:t>
+            <w:t>, vol. 361, p. k2381, Jun. 2018, doi: 10.1136/</w:t>
+          </w:r>
+          <w:proofErr w:type="gramStart"/>
+          <w:r>
+            <w:rPr>
+              <w:rFonts w:ascii="Times" w:eastAsia="Times New Roman" w:hAnsi="Times" w:cs="Times"/>
+              <w:color w:val="000000"/>
+              <w:sz w:val="20"/>
+              <w:lang w:val="en-US"/>
+            </w:rPr>
+            <w:t>bmj.k</w:t>
+          </w:r>
+          <w:proofErr w:type="gramEnd"/>
+          <w:r>
+            <w:rPr>
+              <w:rFonts w:ascii="Times" w:eastAsia="Times New Roman" w:hAnsi="Times" w:cs="Times"/>
+              <w:color w:val="000000"/>
+              <w:sz w:val="20"/>
+              <w:lang w:val="en-US"/>
+            </w:rPr>
+            <w:t>2381.</w:t>
           </w:r>
         </w:p>
         <w:p>
@@ -5901,7 +6053,27 @@
               <w:sz w:val="20"/>
               <w:lang w:val="en-US"/>
             </w:rPr>
-            <w:t xml:space="preserve">, “Problems and Barriers Related to the Use of mHealth Apps From the Perspective of Patients: Focus Group and Interview Study,” </w:t>
+            <w:t xml:space="preserve">, “Problems and Barriers Related to the Use of mHealth Apps </w:t>
+          </w:r>
+          <w:proofErr w:type="gramStart"/>
+          <w:r>
+            <w:rPr>
+              <w:rFonts w:ascii="Times" w:eastAsia="Times New Roman" w:hAnsi="Times" w:cs="Times"/>
+              <w:color w:val="000000"/>
+              <w:sz w:val="20"/>
+              <w:lang w:val="en-US"/>
+            </w:rPr>
+            <w:t>From</w:t>
+          </w:r>
+          <w:proofErr w:type="gramEnd"/>
+          <w:r>
+            <w:rPr>
+              <w:rFonts w:ascii="Times" w:eastAsia="Times New Roman" w:hAnsi="Times" w:cs="Times"/>
+              <w:color w:val="000000"/>
+              <w:sz w:val="20"/>
+              <w:lang w:val="en-US"/>
+            </w:rPr>
+            <w:t xml:space="preserve"> the Perspective of Patients: Focus Group and Interview Study,” </w:t>
           </w:r>
           <w:r>
             <w:rPr>
@@ -6060,7 +6232,27 @@
               <w:lang w:val="en-US"/>
             </w:rPr>
             <w:tab/>
-            <w:t xml:space="preserve">S. Saini, D. Panjwani, and N. Saxena, “Mobile Mental Health Apps: Alternative Intervention or Intrusion?,” in </w:t>
+            <w:t xml:space="preserve">S. Saini, D. Panjwani, and N. Saxena, “Mobile Mental Health Apps: Alternative Intervention or </w:t>
+          </w:r>
+          <w:proofErr w:type="gramStart"/>
+          <w:r>
+            <w:rPr>
+              <w:rFonts w:ascii="Times" w:eastAsia="Times New Roman" w:hAnsi="Times" w:cs="Times"/>
+              <w:color w:val="000000"/>
+              <w:sz w:val="20"/>
+              <w:lang w:val="en-US"/>
+            </w:rPr>
+            <w:t>Intrusion?,</w:t>
+          </w:r>
+          <w:proofErr w:type="gramEnd"/>
+          <w:r>
+            <w:rPr>
+              <w:rFonts w:ascii="Times" w:eastAsia="Times New Roman" w:hAnsi="Times" w:cs="Times"/>
+              <w:color w:val="000000"/>
+              <w:sz w:val="20"/>
+              <w:lang w:val="en-US"/>
+            </w:rPr>
+            <w:t xml:space="preserve">” in </w:t>
           </w:r>
           <w:r>
             <w:rPr>
@@ -6301,7 +6493,7 @@
 </file>
 
 <file path=word/endnotes.xml><?xml version="1.0" encoding="utf-8"?>
-<w:endnotes xmlns:wpc="http://schemas.microsoft.com/office/word/2010/wordprocessingCanvas" xmlns:cx="http://schemas.microsoft.com/office/drawing/2014/chartex" xmlns:cx1="http://schemas.microsoft.com/office/drawing/2015/9/8/chartex" xmlns:cx2="http://schemas.microsoft.com/office/drawing/2015/10/21/chartex" xmlns:cx3="http://schemas.microsoft.com/office/drawing/2016/5/9/chartex" xmlns:cx4="http://schemas.microsoft.com/office/drawing/2016/5/10/chartex" xmlns:cx5="http://schemas.microsoft.com/office/drawing/2016/5/11/chartex" xmlns:cx6="http://schemas.microsoft.com/office/drawing/2016/5/12/chartex" xmlns:cx7="http://schemas.microsoft.com/office/drawing/2016/5/13/chartex" xmlns:cx8="http://schemas.microsoft.com/office/drawing/2016/5/14/chartex" xmlns:mc="http://schemas.openxmlformats.org/markup-compatibility/2006" xmlns:aink="http://schemas.microsoft.com/office/drawing/2016/ink" xmlns:am3d="http://schemas.microsoft.com/office/drawing/2017/model3d" xmlns:o="urn:schemas-microsoft-com:office:office" xmlns:r="http://schemas.openxmlformats.org/officeDocument/2006/relationships" xmlns:m="http://schemas.openxmlformats.org/officeDocument/2006/math" xmlns:v="urn:schemas-microsoft-com:vml" xmlns:wp14="http://schemas.microsoft.com/office/word/2010/wordprocessingDrawing" xmlns:wp="http://schemas.openxmlformats.org/drawingml/2006/wordprocessingDrawing" xmlns:w10="urn:schemas-microsoft-com:office:word" xmlns:w="http://schemas.openxmlformats.org/wordprocessingml/2006/main" xmlns:w14="http://schemas.microsoft.com/office/word/2010/wordml" xmlns:w15="http://schemas.microsoft.com/office/word/2012/wordml" xmlns:w16cex="http://schemas.microsoft.com/office/word/2018/wordml/cex" xmlns:w16cid="http://schemas.microsoft.com/office/word/2016/wordml/cid" xmlns:w16="http://schemas.microsoft.com/office/word/2018/wordml" xmlns:w16sdtdh="http://schemas.microsoft.com/office/word/2020/wordml/sdtdatahash" xmlns:w16se="http://schemas.microsoft.com/office/word/2015/wordml/symex" xmlns:wpg="http://schemas.microsoft.com/office/word/2010/wordprocessingGroup" xmlns:wpi="http://schemas.microsoft.com/office/word/2010/wordprocessingInk" xmlns:wne="http://schemas.microsoft.com/office/word/2006/wordml" xmlns:wps="http://schemas.microsoft.com/office/word/2010/wordprocessingShape" mc:Ignorable="w14 w15 w16se w16cid w16 w16cex w16sdtdh wp14">
+<w:endnotes xmlns:wpc="http://schemas.microsoft.com/office/word/2010/wordprocessingCanvas" xmlns:cx="http://schemas.microsoft.com/office/drawing/2014/chartex" xmlns:cx1="http://schemas.microsoft.com/office/drawing/2015/9/8/chartex" xmlns:cx2="http://schemas.microsoft.com/office/drawing/2015/10/21/chartex" xmlns:cx3="http://schemas.microsoft.com/office/drawing/2016/5/9/chartex" xmlns:cx4="http://schemas.microsoft.com/office/drawing/2016/5/10/chartex" xmlns:cx5="http://schemas.microsoft.com/office/drawing/2016/5/11/chartex" xmlns:cx6="http://schemas.microsoft.com/office/drawing/2016/5/12/chartex" xmlns:cx7="http://schemas.microsoft.com/office/drawing/2016/5/13/chartex" xmlns:cx8="http://schemas.microsoft.com/office/drawing/2016/5/14/chartex" xmlns:mc="http://schemas.openxmlformats.org/markup-compatibility/2006" xmlns:aink="http://schemas.microsoft.com/office/drawing/2016/ink" xmlns:am3d="http://schemas.microsoft.com/office/drawing/2017/model3d" xmlns:o="urn:schemas-microsoft-com:office:office" xmlns:oel="http://schemas.microsoft.com/office/2019/extlst" xmlns:r="http://schemas.openxmlformats.org/officeDocument/2006/relationships" xmlns:m="http://schemas.openxmlformats.org/officeDocument/2006/math" xmlns:v="urn:schemas-microsoft-com:vml" xmlns:wp14="http://schemas.microsoft.com/office/word/2010/wordprocessingDrawing" xmlns:wp="http://schemas.openxmlformats.org/drawingml/2006/wordprocessingDrawing" xmlns:w10="urn:schemas-microsoft-com:office:word" xmlns:w="http://schemas.openxmlformats.org/wordprocessingml/2006/main" xmlns:w14="http://schemas.microsoft.com/office/word/2010/wordml" xmlns:w15="http://schemas.microsoft.com/office/word/2012/wordml" xmlns:w16cex="http://schemas.microsoft.com/office/word/2018/wordml/cex" xmlns:w16cid="http://schemas.microsoft.com/office/word/2016/wordml/cid" xmlns:w16="http://schemas.microsoft.com/office/word/2018/wordml" xmlns:w16du="http://schemas.microsoft.com/office/word/2023/wordml/word16du" xmlns:w16sdtdh="http://schemas.microsoft.com/office/word/2020/wordml/sdtdatahash" xmlns:w16sdtfl="http://schemas.microsoft.com/office/word/2024/wordml/sdtformatlock" xmlns:w16se="http://schemas.microsoft.com/office/word/2015/wordml/symex" xmlns:wpg="http://schemas.microsoft.com/office/word/2010/wordprocessingGroup" xmlns:wpi="http://schemas.microsoft.com/office/word/2010/wordprocessingInk" xmlns:wne="http://schemas.microsoft.com/office/word/2006/wordml" xmlns:wps="http://schemas.microsoft.com/office/word/2010/wordprocessingShape" mc:Ignorable="w14 w15 w16se w16cid w16 w16cex w16sdtdh w16sdtfl w16du wp14">
   <w:endnote w:type="separator" w:id="-1">
     <w:p>
       <w:pPr>
@@ -6326,7 +6518,7 @@
 </file>
 
 <file path=word/footnotes.xml><?xml version="1.0" encoding="utf-8"?>
-<w:footnotes xmlns:wpc="http://schemas.microsoft.com/office/word/2010/wordprocessingCanvas" xmlns:cx="http://schemas.microsoft.com/office/drawing/2014/chartex" xmlns:cx1="http://schemas.microsoft.com/office/drawing/2015/9/8/chartex" xmlns:cx2="http://schemas.microsoft.com/office/drawing/2015/10/21/chartex" xmlns:cx3="http://schemas.microsoft.com/office/drawing/2016/5/9/chartex" xmlns:cx4="http://schemas.microsoft.com/office/drawing/2016/5/10/chartex" xmlns:cx5="http://schemas.microsoft.com/office/drawing/2016/5/11/chartex" xmlns:cx6="http://schemas.microsoft.com/office/drawing/2016/5/12/chartex" xmlns:cx7="http://schemas.microsoft.com/office/drawing/2016/5/13/chartex" xmlns:cx8="http://schemas.microsoft.com/office/drawing/2016/5/14/chartex" xmlns:mc="http://schemas.openxmlformats.org/markup-compatibility/2006" xmlns:aink="http://schemas.microsoft.com/office/drawing/2016/ink" xmlns:am3d="http://schemas.microsoft.com/office/drawing/2017/model3d" xmlns:o="urn:schemas-microsoft-com:office:office" xmlns:r="http://schemas.openxmlformats.org/officeDocument/2006/relationships" xmlns:m="http://schemas.openxmlformats.org/officeDocument/2006/math" xmlns:v="urn:schemas-microsoft-com:vml" xmlns:wp14="http://schemas.microsoft.com/office/word/2010/wordprocessingDrawing" xmlns:wp="http://schemas.openxmlformats.org/drawingml/2006/wordprocessingDrawing" xmlns:w10="urn:schemas-microsoft-com:office:word" xmlns:w="http://schemas.openxmlformats.org/wordprocessingml/2006/main" xmlns:w14="http://schemas.microsoft.com/office/word/2010/wordml" xmlns:w15="http://schemas.microsoft.com/office/word/2012/wordml" xmlns:w16cex="http://schemas.microsoft.com/office/word/2018/wordml/cex" xmlns:w16cid="http://schemas.microsoft.com/office/word/2016/wordml/cid" xmlns:w16="http://schemas.microsoft.com/office/word/2018/wordml" xmlns:w16sdtdh="http://schemas.microsoft.com/office/word/2020/wordml/sdtdatahash" xmlns:w16se="http://schemas.microsoft.com/office/word/2015/wordml/symex" xmlns:wpg="http://schemas.microsoft.com/office/word/2010/wordprocessingGroup" xmlns:wpi="http://schemas.microsoft.com/office/word/2010/wordprocessingInk" xmlns:wne="http://schemas.microsoft.com/office/word/2006/wordml" xmlns:wps="http://schemas.microsoft.com/office/word/2010/wordprocessingShape" mc:Ignorable="w14 w15 w16se w16cid w16 w16cex w16sdtdh wp14">
+<w:footnotes xmlns:wpc="http://schemas.microsoft.com/office/word/2010/wordprocessingCanvas" xmlns:cx="http://schemas.microsoft.com/office/drawing/2014/chartex" xmlns:cx1="http://schemas.microsoft.com/office/drawing/2015/9/8/chartex" xmlns:cx2="http://schemas.microsoft.com/office/drawing/2015/10/21/chartex" xmlns:cx3="http://schemas.microsoft.com/office/drawing/2016/5/9/chartex" xmlns:cx4="http://schemas.microsoft.com/office/drawing/2016/5/10/chartex" xmlns:cx5="http://schemas.microsoft.com/office/drawing/2016/5/11/chartex" xmlns:cx6="http://schemas.microsoft.com/office/drawing/2016/5/12/chartex" xmlns:cx7="http://schemas.microsoft.com/office/drawing/2016/5/13/chartex" xmlns:cx8="http://schemas.microsoft.com/office/drawing/2016/5/14/chartex" xmlns:mc="http://schemas.openxmlformats.org/markup-compatibility/2006" xmlns:aink="http://schemas.microsoft.com/office/drawing/2016/ink" xmlns:am3d="http://schemas.microsoft.com/office/drawing/2017/model3d" xmlns:o="urn:schemas-microsoft-com:office:office" xmlns:oel="http://schemas.microsoft.com/office/2019/extlst" xmlns:r="http://schemas.openxmlformats.org/officeDocument/2006/relationships" xmlns:m="http://schemas.openxmlformats.org/officeDocument/2006/math" xmlns:v="urn:schemas-microsoft-com:vml" xmlns:wp14="http://schemas.microsoft.com/office/word/2010/wordprocessingDrawing" xmlns:wp="http://schemas.openxmlformats.org/drawingml/2006/wordprocessingDrawing" xmlns:w10="urn:schemas-microsoft-com:office:word" xmlns:w="http://schemas.openxmlformats.org/wordprocessingml/2006/main" xmlns:w14="http://schemas.microsoft.com/office/word/2010/wordml" xmlns:w15="http://schemas.microsoft.com/office/word/2012/wordml" xmlns:w16cex="http://schemas.microsoft.com/office/word/2018/wordml/cex" xmlns:w16cid="http://schemas.microsoft.com/office/word/2016/wordml/cid" xmlns:w16="http://schemas.microsoft.com/office/word/2018/wordml" xmlns:w16du="http://schemas.microsoft.com/office/word/2023/wordml/word16du" xmlns:w16sdtdh="http://schemas.microsoft.com/office/word/2020/wordml/sdtdatahash" xmlns:w16sdtfl="http://schemas.microsoft.com/office/word/2024/wordml/sdtformatlock" xmlns:w16se="http://schemas.microsoft.com/office/word/2015/wordml/symex" xmlns:wpg="http://schemas.microsoft.com/office/word/2010/wordprocessingGroup" xmlns:wpi="http://schemas.microsoft.com/office/word/2010/wordprocessingInk" xmlns:wne="http://schemas.microsoft.com/office/word/2006/wordml" xmlns:wps="http://schemas.microsoft.com/office/word/2010/wordprocessingShape" mc:Ignorable="w14 w15 w16se w16cid w16 w16cex w16sdtdh w16sdtfl w16du wp14">
   <w:footnote w:type="separator" w:id="-1">
     <w:p>
       <w:pPr>
@@ -6376,7 +6568,7 @@
 </file>
 
 <file path=word/numbering.xml><?xml version="1.0" encoding="utf-8"?>
-<w:numbering xmlns:wpc="http://schemas.microsoft.com/office/word/2010/wordprocessingCanvas" xmlns:cx="http://schemas.microsoft.com/office/drawing/2014/chartex" xmlns:cx1="http://schemas.microsoft.com/office/drawing/2015/9/8/chartex" xmlns:cx2="http://schemas.microsoft.com/office/drawing/2015/10/21/chartex" xmlns:cx3="http://schemas.microsoft.com/office/drawing/2016/5/9/chartex" xmlns:cx4="http://schemas.microsoft.com/office/drawing/2016/5/10/chartex" xmlns:cx5="http://schemas.microsoft.com/office/drawing/2016/5/11/chartex" xmlns:cx6="http://schemas.microsoft.com/office/drawing/2016/5/12/chartex" xmlns:cx7="http://schemas.microsoft.com/office/drawing/2016/5/13/chartex" xmlns:cx8="http://schemas.microsoft.com/office/drawing/2016/5/14/chartex" xmlns:mc="http://schemas.openxmlformats.org/markup-compatibility/2006" xmlns:aink="http://schemas.microsoft.com/office/drawing/2016/ink" xmlns:am3d="http://schemas.microsoft.com/office/drawing/2017/model3d" xmlns:o="urn:schemas-microsoft-com:office:office" xmlns:r="http://schemas.openxmlformats.org/officeDocument/2006/relationships" xmlns:m="http://schemas.openxmlformats.org/officeDocument/2006/math" xmlns:v="urn:schemas-microsoft-com:vml" xmlns:wp14="http://schemas.microsoft.com/office/word/2010/wordprocessingDrawing" xmlns:wp="http://schemas.openxmlformats.org/drawingml/2006/wordprocessingDrawing" xmlns:w10="urn:schemas-microsoft-com:office:word" xmlns:w="http://schemas.openxmlformats.org/wordprocessingml/2006/main" xmlns:w14="http://schemas.microsoft.com/office/word/2010/wordml" xmlns:w15="http://schemas.microsoft.com/office/word/2012/wordml" xmlns:w16cex="http://schemas.microsoft.com/office/word/2018/wordml/cex" xmlns:w16cid="http://schemas.microsoft.com/office/word/2016/wordml/cid" xmlns:w16="http://schemas.microsoft.com/office/word/2018/wordml" xmlns:w16sdtdh="http://schemas.microsoft.com/office/word/2020/wordml/sdtdatahash" xmlns:w16se="http://schemas.microsoft.com/office/word/2015/wordml/symex" xmlns:wpg="http://schemas.microsoft.com/office/word/2010/wordprocessingGroup" xmlns:wpi="http://schemas.microsoft.com/office/word/2010/wordprocessingInk" xmlns:wne="http://schemas.microsoft.com/office/word/2006/wordml" xmlns:wps="http://schemas.microsoft.com/office/word/2010/wordprocessingShape" mc:Ignorable="w14 w15 w16se w16cid w16 w16cex w16sdtdh wp14">
+<w:numbering xmlns:wpc="http://schemas.microsoft.com/office/word/2010/wordprocessingCanvas" xmlns:cx="http://schemas.microsoft.com/office/drawing/2014/chartex" xmlns:cx1="http://schemas.microsoft.com/office/drawing/2015/9/8/chartex" xmlns:cx2="http://schemas.microsoft.com/office/drawing/2015/10/21/chartex" xmlns:cx3="http://schemas.microsoft.com/office/drawing/2016/5/9/chartex" xmlns:cx4="http://schemas.microsoft.com/office/drawing/2016/5/10/chartex" xmlns:cx5="http://schemas.microsoft.com/office/drawing/2016/5/11/chartex" xmlns:cx6="http://schemas.microsoft.com/office/drawing/2016/5/12/chartex" xmlns:cx7="http://schemas.microsoft.com/office/drawing/2016/5/13/chartex" xmlns:cx8="http://schemas.microsoft.com/office/drawing/2016/5/14/chartex" xmlns:mc="http://schemas.openxmlformats.org/markup-compatibility/2006" xmlns:aink="http://schemas.microsoft.com/office/drawing/2016/ink" xmlns:am3d="http://schemas.microsoft.com/office/drawing/2017/model3d" xmlns:o="urn:schemas-microsoft-com:office:office" xmlns:oel="http://schemas.microsoft.com/office/2019/extlst" xmlns:r="http://schemas.openxmlformats.org/officeDocument/2006/relationships" xmlns:m="http://schemas.openxmlformats.org/officeDocument/2006/math" xmlns:v="urn:schemas-microsoft-com:vml" xmlns:wp14="http://schemas.microsoft.com/office/word/2010/wordprocessingDrawing" xmlns:wp="http://schemas.openxmlformats.org/drawingml/2006/wordprocessingDrawing" xmlns:w10="urn:schemas-microsoft-com:office:word" xmlns:w="http://schemas.openxmlformats.org/wordprocessingml/2006/main" xmlns:w14="http://schemas.microsoft.com/office/word/2010/wordml" xmlns:w15="http://schemas.microsoft.com/office/word/2012/wordml" xmlns:w16cex="http://schemas.microsoft.com/office/word/2018/wordml/cex" xmlns:w16cid="http://schemas.microsoft.com/office/word/2016/wordml/cid" xmlns:w16="http://schemas.microsoft.com/office/word/2018/wordml" xmlns:w16du="http://schemas.microsoft.com/office/word/2023/wordml/word16du" xmlns:w16sdtdh="http://schemas.microsoft.com/office/word/2020/wordml/sdtdatahash" xmlns:w16sdtfl="http://schemas.microsoft.com/office/word/2024/wordml/sdtformatlock" xmlns:w16se="http://schemas.microsoft.com/office/word/2015/wordml/symex" xmlns:wpg="http://schemas.microsoft.com/office/word/2010/wordprocessingGroup" xmlns:wpi="http://schemas.microsoft.com/office/word/2010/wordprocessingInk" xmlns:wne="http://schemas.microsoft.com/office/word/2006/wordml" xmlns:wps="http://schemas.microsoft.com/office/word/2010/wordprocessingShape" mc:Ignorable="w14 w15 w16se w16cid w16 w16cex w16sdtdh w16sdtfl w16du wp14">
   <w:abstractNum w:abstractNumId="0" w15:restartNumberingAfterBreak="0">
     <w:nsid w:val="04223DD1"/>
     <w:multiLevelType w:val="hybridMultilevel"/>
@@ -8590,19 +8782,19 @@
       </w:rPr>
     </w:lvl>
   </w:abstractNum>
-  <w:num w:numId="1">
+  <w:num w:numId="1" w16cid:durableId="711266723">
     <w:abstractNumId w:val="14"/>
   </w:num>
-  <w:num w:numId="2">
+  <w:num w:numId="2" w16cid:durableId="1580165334">
     <w:abstractNumId w:val="8"/>
   </w:num>
-  <w:num w:numId="3">
+  <w:num w:numId="3" w16cid:durableId="346254898">
     <w:abstractNumId w:val="5"/>
   </w:num>
-  <w:num w:numId="4">
+  <w:num w:numId="4" w16cid:durableId="880752272">
     <w:abstractNumId w:val="7"/>
   </w:num>
-  <w:num w:numId="5">
+  <w:num w:numId="5" w16cid:durableId="2104839059">
     <w:abstractNumId w:val="6"/>
     <w:lvlOverride w:ilvl="0">
       <w:startOverride w:val="1"/>
@@ -8632,7 +8824,7 @@
       <w:startOverride w:val="1"/>
     </w:lvlOverride>
   </w:num>
-  <w:num w:numId="6">
+  <w:num w:numId="6" w16cid:durableId="1848058105">
     <w:abstractNumId w:val="1"/>
     <w:lvlOverride w:ilvl="0">
       <w:startOverride w:val="1"/>
@@ -8662,13 +8854,13 @@
       <w:startOverride w:val="1"/>
     </w:lvlOverride>
   </w:num>
-  <w:num w:numId="7">
+  <w:num w:numId="7" w16cid:durableId="175703017">
     <w:abstractNumId w:val="3"/>
   </w:num>
-  <w:num w:numId="8">
+  <w:num w:numId="8" w16cid:durableId="1054693175">
     <w:abstractNumId w:val="13"/>
   </w:num>
-  <w:num w:numId="9">
+  <w:num w:numId="9" w16cid:durableId="835724329">
     <w:abstractNumId w:val="12"/>
     <w:lvlOverride w:ilvl="0">
       <w:startOverride w:val="1"/>
@@ -8698,50 +8890,50 @@
       <w:startOverride w:val="1"/>
     </w:lvlOverride>
   </w:num>
-  <w:num w:numId="10">
+  <w:num w:numId="10" w16cid:durableId="241373608">
     <w:abstractNumId w:val="4"/>
   </w:num>
-  <w:num w:numId="11">
+  <w:num w:numId="11" w16cid:durableId="502822539">
     <w:abstractNumId w:val="1"/>
   </w:num>
-  <w:num w:numId="12">
+  <w:num w:numId="12" w16cid:durableId="1273974309">
     <w:abstractNumId w:val="2"/>
   </w:num>
-  <w:num w:numId="13">
+  <w:num w:numId="13" w16cid:durableId="2094888712">
     <w:abstractNumId w:val="0"/>
   </w:num>
-  <w:num w:numId="14">
+  <w:num w:numId="14" w16cid:durableId="1312368176">
     <w:abstractNumId w:val="15"/>
   </w:num>
-  <w:num w:numId="15">
+  <w:num w:numId="15" w16cid:durableId="1347755908">
     <w:abstractNumId w:val="17"/>
   </w:num>
-  <w:num w:numId="16">
+  <w:num w:numId="16" w16cid:durableId="1388066150">
     <w:abstractNumId w:val="19"/>
   </w:num>
-  <w:num w:numId="17">
+  <w:num w:numId="17" w16cid:durableId="1117874041">
     <w:abstractNumId w:val="16"/>
   </w:num>
-  <w:num w:numId="18">
+  <w:num w:numId="18" w16cid:durableId="1593931071">
     <w:abstractNumId w:val="9"/>
   </w:num>
-  <w:num w:numId="19">
+  <w:num w:numId="19" w16cid:durableId="160050623">
     <w:abstractNumId w:val="18"/>
   </w:num>
-  <w:num w:numId="20">
+  <w:num w:numId="20" w16cid:durableId="523599181">
     <w:abstractNumId w:val="10"/>
   </w:num>
-  <w:num w:numId="21">
+  <w:num w:numId="21" w16cid:durableId="305815831">
     <w:abstractNumId w:val="6"/>
   </w:num>
-  <w:num w:numId="22">
+  <w:num w:numId="22" w16cid:durableId="763309494">
     <w:abstractNumId w:val="11"/>
   </w:num>
 </w:numbering>
 </file>
 
 <file path=word/styles.xml><?xml version="1.0" encoding="utf-8"?>
-<w:styles xmlns:mc="http://schemas.openxmlformats.org/markup-compatibility/2006" xmlns:r="http://schemas.openxmlformats.org/officeDocument/2006/relationships" xmlns:w="http://schemas.openxmlformats.org/wordprocessingml/2006/main" xmlns:w14="http://schemas.microsoft.com/office/word/2010/wordml" xmlns:w15="http://schemas.microsoft.com/office/word/2012/wordml" xmlns:w16cex="http://schemas.microsoft.com/office/word/2018/wordml/cex" xmlns:w16cid="http://schemas.microsoft.com/office/word/2016/wordml/cid" xmlns:w16="http://schemas.microsoft.com/office/word/2018/wordml" xmlns:w16sdtdh="http://schemas.microsoft.com/office/word/2020/wordml/sdtdatahash" xmlns:w16se="http://schemas.microsoft.com/office/word/2015/wordml/symex" mc:Ignorable="w14 w15 w16se w16cid w16 w16cex w16sdtdh">
+<w:styles xmlns:mc="http://schemas.openxmlformats.org/markup-compatibility/2006" xmlns:r="http://schemas.openxmlformats.org/officeDocument/2006/relationships" xmlns:w="http://schemas.openxmlformats.org/wordprocessingml/2006/main" xmlns:w14="http://schemas.microsoft.com/office/word/2010/wordml" xmlns:w15="http://schemas.microsoft.com/office/word/2012/wordml" xmlns:w16cex="http://schemas.microsoft.com/office/word/2018/wordml/cex" xmlns:w16cid="http://schemas.microsoft.com/office/word/2016/wordml/cid" xmlns:w16="http://schemas.microsoft.com/office/word/2018/wordml" xmlns:w16du="http://schemas.microsoft.com/office/word/2023/wordml/word16du" xmlns:w16sdtdh="http://schemas.microsoft.com/office/word/2020/wordml/sdtdatahash" xmlns:w16sdtfl="http://schemas.microsoft.com/office/word/2024/wordml/sdtformatlock" xmlns:w16se="http://schemas.microsoft.com/office/word/2015/wordml/symex" mc:Ignorable="w14 w15 w16se w16cid w16 w16cex w16sdtdh w16sdtfl w16du">
   <w:docDefaults>
     <w:rPrDefault>
       <w:rPr>
@@ -9251,7 +9443,7 @@
     <w:semiHidden/>
     <w:unhideWhenUsed/>
   </w:style>
-  <w:style w:type="character" w:styleId="Textoennegrita">
+  <w:style w:type="character" w:styleId="Fuerte">
     <w:name w:val="Strong"/>
     <w:basedOn w:val="Fuentedeprrafopredeter"/>
     <w:uiPriority w:val="22"/>
@@ -9530,7 +9722,7 @@
 </file>
 
 <file path=word/glossary/document.xml><?xml version="1.0" encoding="utf-8"?>
-<w:glossaryDocument xmlns:wpc="http://schemas.microsoft.com/office/word/2010/wordprocessingCanvas" xmlns:cx="http://schemas.microsoft.com/office/drawing/2014/chartex" xmlns:cx1="http://schemas.microsoft.com/office/drawing/2015/9/8/chartex" xmlns:cx2="http://schemas.microsoft.com/office/drawing/2015/10/21/chartex" xmlns:cx3="http://schemas.microsoft.com/office/drawing/2016/5/9/chartex" xmlns:cx4="http://schemas.microsoft.com/office/drawing/2016/5/10/chartex" xmlns:cx5="http://schemas.microsoft.com/office/drawing/2016/5/11/chartex" xmlns:cx6="http://schemas.microsoft.com/office/drawing/2016/5/12/chartex" xmlns:cx7="http://schemas.microsoft.com/office/drawing/2016/5/13/chartex" xmlns:cx8="http://schemas.microsoft.com/office/drawing/2016/5/14/chartex" xmlns:mc="http://schemas.openxmlformats.org/markup-compatibility/2006" xmlns:aink="http://schemas.microsoft.com/office/drawing/2016/ink" xmlns:am3d="http://schemas.microsoft.com/office/drawing/2017/model3d" xmlns:o="urn:schemas-microsoft-com:office:office" xmlns:r="http://schemas.openxmlformats.org/officeDocument/2006/relationships" xmlns:m="http://schemas.openxmlformats.org/officeDocument/2006/math" xmlns:v="urn:schemas-microsoft-com:vml" xmlns:wp14="http://schemas.microsoft.com/office/word/2010/wordprocessingDrawing" xmlns:wp="http://schemas.openxmlformats.org/drawingml/2006/wordprocessingDrawing" xmlns:w10="urn:schemas-microsoft-com:office:word" xmlns:w="http://schemas.openxmlformats.org/wordprocessingml/2006/main" xmlns:w14="http://schemas.microsoft.com/office/word/2010/wordml" xmlns:w15="http://schemas.microsoft.com/office/word/2012/wordml" xmlns:w16cex="http://schemas.microsoft.com/office/word/2018/wordml/cex" xmlns:w16cid="http://schemas.microsoft.com/office/word/2016/wordml/cid" xmlns:w16="http://schemas.microsoft.com/office/word/2018/wordml" xmlns:w16sdtdh="http://schemas.microsoft.com/office/word/2020/wordml/sdtdatahash" xmlns:w16se="http://schemas.microsoft.com/office/word/2015/wordml/symex" xmlns:wpg="http://schemas.microsoft.com/office/word/2010/wordprocessingGroup" xmlns:wpi="http://schemas.microsoft.com/office/word/2010/wordprocessingInk" xmlns:wne="http://schemas.microsoft.com/office/word/2006/wordml" xmlns:wps="http://schemas.microsoft.com/office/word/2010/wordprocessingShape" mc:Ignorable="w14 w15 w16se w16cid w16 w16cex w16sdtdh wp14">
+<w:glossaryDocument xmlns:wpc="http://schemas.microsoft.com/office/word/2010/wordprocessingCanvas" xmlns:cx="http://schemas.microsoft.com/office/drawing/2014/chartex" xmlns:cx1="http://schemas.microsoft.com/office/drawing/2015/9/8/chartex" xmlns:cx2="http://schemas.microsoft.com/office/drawing/2015/10/21/chartex" xmlns:cx3="http://schemas.microsoft.com/office/drawing/2016/5/9/chartex" xmlns:cx4="http://schemas.microsoft.com/office/drawing/2016/5/10/chartex" xmlns:cx5="http://schemas.microsoft.com/office/drawing/2016/5/11/chartex" xmlns:cx6="http://schemas.microsoft.com/office/drawing/2016/5/12/chartex" xmlns:cx7="http://schemas.microsoft.com/office/drawing/2016/5/13/chartex" xmlns:cx8="http://schemas.microsoft.com/office/drawing/2016/5/14/chartex" xmlns:mc="http://schemas.openxmlformats.org/markup-compatibility/2006" xmlns:aink="http://schemas.microsoft.com/office/drawing/2016/ink" xmlns:am3d="http://schemas.microsoft.com/office/drawing/2017/model3d" xmlns:o="urn:schemas-microsoft-com:office:office" xmlns:oel="http://schemas.microsoft.com/office/2019/extlst" xmlns:r="http://schemas.openxmlformats.org/officeDocument/2006/relationships" xmlns:m="http://schemas.openxmlformats.org/officeDocument/2006/math" xmlns:v="urn:schemas-microsoft-com:vml" xmlns:wp14="http://schemas.microsoft.com/office/word/2010/wordprocessingDrawing" xmlns:wp="http://schemas.openxmlformats.org/drawingml/2006/wordprocessingDrawing" xmlns:w10="urn:schemas-microsoft-com:office:word" xmlns:w="http://schemas.openxmlformats.org/wordprocessingml/2006/main" xmlns:w14="http://schemas.microsoft.com/office/word/2010/wordml" xmlns:w15="http://schemas.microsoft.com/office/word/2012/wordml" xmlns:w16cex="http://schemas.microsoft.com/office/word/2018/wordml/cex" xmlns:w16cid="http://schemas.microsoft.com/office/word/2016/wordml/cid" xmlns:w16="http://schemas.microsoft.com/office/word/2018/wordml" xmlns:w16du="http://schemas.microsoft.com/office/word/2023/wordml/word16du" xmlns:w16sdtdh="http://schemas.microsoft.com/office/word/2020/wordml/sdtdatahash" xmlns:w16sdtfl="http://schemas.microsoft.com/office/word/2024/wordml/sdtformatlock" xmlns:w16se="http://schemas.microsoft.com/office/word/2015/wordml/symex" xmlns:wpg="http://schemas.microsoft.com/office/word/2010/wordprocessingGroup" xmlns:wpi="http://schemas.microsoft.com/office/word/2010/wordprocessingInk" xmlns:wne="http://schemas.microsoft.com/office/word/2006/wordml" xmlns:wps="http://schemas.microsoft.com/office/word/2010/wordprocessingShape" mc:Ignorable="w14 w15 w16se w16cid w16 w16cex w16sdtdh w16sdtfl w16du wp14">
   <w:docParts>
     <w:docPart>
       <w:docPartPr>
@@ -10810,7 +11002,7 @@
 </file>
 
 <file path=word/glossary/fontTable.xml><?xml version="1.0" encoding="utf-8"?>
-<w:fonts xmlns:mc="http://schemas.openxmlformats.org/markup-compatibility/2006" xmlns:r="http://schemas.openxmlformats.org/officeDocument/2006/relationships" xmlns:w="http://schemas.openxmlformats.org/wordprocessingml/2006/main" xmlns:w14="http://schemas.microsoft.com/office/word/2010/wordml" xmlns:w15="http://schemas.microsoft.com/office/word/2012/wordml" xmlns:w16cex="http://schemas.microsoft.com/office/word/2018/wordml/cex" xmlns:w16cid="http://schemas.microsoft.com/office/word/2016/wordml/cid" xmlns:w16="http://schemas.microsoft.com/office/word/2018/wordml" xmlns:w16sdtdh="http://schemas.microsoft.com/office/word/2020/wordml/sdtdatahash" xmlns:w16se="http://schemas.microsoft.com/office/word/2015/wordml/symex" mc:Ignorable="w14 w15 w16se w16cid w16 w16cex w16sdtdh">
+<w:fonts xmlns:mc="http://schemas.openxmlformats.org/markup-compatibility/2006" xmlns:r="http://schemas.openxmlformats.org/officeDocument/2006/relationships" xmlns:w="http://schemas.openxmlformats.org/wordprocessingml/2006/main" xmlns:w14="http://schemas.microsoft.com/office/word/2010/wordml" xmlns:w15="http://schemas.microsoft.com/office/word/2012/wordml" xmlns:w16cex="http://schemas.microsoft.com/office/word/2018/wordml/cex" xmlns:w16cid="http://schemas.microsoft.com/office/word/2016/wordml/cid" xmlns:w16="http://schemas.microsoft.com/office/word/2018/wordml" xmlns:w16du="http://schemas.microsoft.com/office/word/2023/wordml/word16du" xmlns:w16sdtdh="http://schemas.microsoft.com/office/word/2020/wordml/sdtdatahash" xmlns:w16sdtfl="http://schemas.microsoft.com/office/word/2024/wordml/sdtformatlock" xmlns:w16se="http://schemas.microsoft.com/office/word/2015/wordml/symex" mc:Ignorable="w14 w15 w16se w16cid w16 w16cex w16sdtdh w16sdtfl w16du">
   <w:font w:name="Wingdings">
     <w:panose1 w:val="05000000000000000000"/>
     <w:charset w:val="02"/>
@@ -10860,11 +11052,23 @@
     <w:pitch w:val="variable"/>
     <w:sig w:usb0="E4002EFF" w:usb1="C200247B" w:usb2="00000009" w:usb3="00000000" w:csb0="000001FF" w:csb1="00000000"/>
   </w:font>
+  <w:font w:name="Aptos">
+    <w:charset w:val="00"/>
+    <w:family w:val="swiss"/>
+    <w:pitch w:val="variable"/>
+    <w:sig w:usb0="20000287" w:usb1="00000003" w:usb2="00000000" w:usb3="00000000" w:csb0="0000019F" w:csb1="00000000"/>
+  </w:font>
+  <w:font w:name="Aptos Display">
+    <w:charset w:val="00"/>
+    <w:family w:val="swiss"/>
+    <w:pitch w:val="variable"/>
+    <w:sig w:usb0="20000287" w:usb1="00000003" w:usb2="00000000" w:usb3="00000000" w:csb0="0000019F" w:csb1="00000000"/>
+  </w:font>
 </w:fonts>
 </file>
 
 <file path=word/glossary/settings.xml><?xml version="1.0" encoding="utf-8"?>
-<w:settings xmlns:mc="http://schemas.openxmlformats.org/markup-compatibility/2006" xmlns:o="urn:schemas-microsoft-com:office:office" xmlns:r="http://schemas.openxmlformats.org/officeDocument/2006/relationships" xmlns:m="http://schemas.openxmlformats.org/officeDocument/2006/math" xmlns:v="urn:schemas-microsoft-com:vml" xmlns:w10="urn:schemas-microsoft-com:office:word" xmlns:w="http://schemas.openxmlformats.org/wordprocessingml/2006/main" xmlns:w14="http://schemas.microsoft.com/office/word/2010/wordml" xmlns:w15="http://schemas.microsoft.com/office/word/2012/wordml" xmlns:w16cex="http://schemas.microsoft.com/office/word/2018/wordml/cex" xmlns:w16cid="http://schemas.microsoft.com/office/word/2016/wordml/cid" xmlns:w16="http://schemas.microsoft.com/office/word/2018/wordml" xmlns:w16sdtdh="http://schemas.microsoft.com/office/word/2020/wordml/sdtdatahash" xmlns:w16se="http://schemas.microsoft.com/office/word/2015/wordml/symex" xmlns:sl="http://schemas.openxmlformats.org/schemaLibrary/2006/main" mc:Ignorable="w14 w15 w16se w16cid w16 w16cex w16sdtdh">
+<w:settings xmlns:mc="http://schemas.openxmlformats.org/markup-compatibility/2006" xmlns:o="urn:schemas-microsoft-com:office:office" xmlns:r="http://schemas.openxmlformats.org/officeDocument/2006/relationships" xmlns:m="http://schemas.openxmlformats.org/officeDocument/2006/math" xmlns:v="urn:schemas-microsoft-com:vml" xmlns:w10="urn:schemas-microsoft-com:office:word" xmlns:w="http://schemas.openxmlformats.org/wordprocessingml/2006/main" xmlns:w14="http://schemas.microsoft.com/office/word/2010/wordml" xmlns:w15="http://schemas.microsoft.com/office/word/2012/wordml" xmlns:w16cex="http://schemas.microsoft.com/office/word/2018/wordml/cex" xmlns:w16cid="http://schemas.microsoft.com/office/word/2016/wordml/cid" xmlns:w16="http://schemas.microsoft.com/office/word/2018/wordml" xmlns:w16du="http://schemas.microsoft.com/office/word/2023/wordml/word16du" xmlns:w16sdtdh="http://schemas.microsoft.com/office/word/2020/wordml/sdtdatahash" xmlns:w16sdtfl="http://schemas.microsoft.com/office/word/2024/wordml/sdtformatlock" xmlns:w16se="http://schemas.microsoft.com/office/word/2015/wordml/symex" xmlns:sl="http://schemas.openxmlformats.org/schemaLibrary/2006/main" mc:Ignorable="w14 w15 w16se w16cid w16 w16cex w16sdtdh w16sdtfl w16du">
   <w:view w:val="normal"/>
   <w:defaultTabStop w:val="708"/>
   <w:hyphenationZone w:val="425"/>
@@ -10881,9 +11085,11 @@
   <w:rsids>
     <w:rsidRoot w:val="0043729B"/>
     <w:rsid w:val="0043729B"/>
+    <w:rsid w:val="00506492"/>
     <w:rsid w:val="006A06E6"/>
     <w:rsid w:val="008E7E5E"/>
     <w:rsid w:val="00C262D9"/>
+    <w:rsid w:val="00F70BAE"/>
   </w:rsids>
   <m:mathPr>
     <m:mathFont m:val="Cambria Math"/>
@@ -10900,14 +11106,14 @@
   </m:mathPr>
   <w:themeFontLang w:val="es-MX"/>
   <w:clrSchemeMapping w:bg1="light1" w:t1="dark1" w:bg2="light2" w:t2="dark2" w:accent1="accent1" w:accent2="accent2" w:accent3="accent3" w:accent4="accent4" w:accent5="accent5" w:accent6="accent6" w:hyperlink="hyperlink" w:followedHyperlink="followedHyperlink"/>
-  <w:decimalSymbol w:val="."/>
-  <w:listSeparator w:val=","/>
+  <w:decimalSymbol w:val=","/>
+  <w:listSeparator w:val=";"/>
   <w15:chartTrackingRefBased/>
 </w:settings>
 </file>
 
 <file path=word/glossary/styles.xml><?xml version="1.0" encoding="utf-8"?>
-<w:styles xmlns:mc="http://schemas.openxmlformats.org/markup-compatibility/2006" xmlns:r="http://schemas.openxmlformats.org/officeDocument/2006/relationships" xmlns:w="http://schemas.openxmlformats.org/wordprocessingml/2006/main" xmlns:w14="http://schemas.microsoft.com/office/word/2010/wordml" xmlns:w15="http://schemas.microsoft.com/office/word/2012/wordml" xmlns:w16cex="http://schemas.microsoft.com/office/word/2018/wordml/cex" xmlns:w16cid="http://schemas.microsoft.com/office/word/2016/wordml/cid" xmlns:w16="http://schemas.microsoft.com/office/word/2018/wordml" xmlns:w16sdtdh="http://schemas.microsoft.com/office/word/2020/wordml/sdtdatahash" xmlns:w16se="http://schemas.microsoft.com/office/word/2015/wordml/symex" mc:Ignorable="w14 w15 w16se w16cid w16 w16cex w16sdtdh">
+<w:styles xmlns:mc="http://schemas.openxmlformats.org/markup-compatibility/2006" xmlns:r="http://schemas.openxmlformats.org/officeDocument/2006/relationships" xmlns:w="http://schemas.openxmlformats.org/wordprocessingml/2006/main" xmlns:w14="http://schemas.microsoft.com/office/word/2010/wordml" xmlns:w15="http://schemas.microsoft.com/office/word/2012/wordml" xmlns:w16cex="http://schemas.microsoft.com/office/word/2018/wordml/cex" xmlns:w16cid="http://schemas.microsoft.com/office/word/2016/wordml/cid" xmlns:w16="http://schemas.microsoft.com/office/word/2018/wordml" xmlns:w16du="http://schemas.microsoft.com/office/word/2023/wordml/word16du" xmlns:w16sdtdh="http://schemas.microsoft.com/office/word/2020/wordml/sdtdatahash" xmlns:w16sdtfl="http://schemas.microsoft.com/office/word/2024/wordml/sdtformatlock" xmlns:w16se="http://schemas.microsoft.com/office/word/2015/wordml/symex" mc:Ignorable="w14 w15 w16se w16cid w16 w16cex w16sdtdh w16sdtfl w16du">
   <w:docDefaults>
     <w:rPrDefault>
       <w:rPr>
@@ -11550,7 +11756,7 @@
 </file>
 
 <file path=word/glossary/webSettings.xml><?xml version="1.0" encoding="utf-8"?>
-<w:webSettings xmlns:mc="http://schemas.openxmlformats.org/markup-compatibility/2006" xmlns:r="http://schemas.openxmlformats.org/officeDocument/2006/relationships" xmlns:w="http://schemas.openxmlformats.org/wordprocessingml/2006/main" xmlns:w14="http://schemas.microsoft.com/office/word/2010/wordml" xmlns:w15="http://schemas.microsoft.com/office/word/2012/wordml" xmlns:w16cex="http://schemas.microsoft.com/office/word/2018/wordml/cex" xmlns:w16cid="http://schemas.microsoft.com/office/word/2016/wordml/cid" xmlns:w16="http://schemas.microsoft.com/office/word/2018/wordml" xmlns:w16sdtdh="http://schemas.microsoft.com/office/word/2020/wordml/sdtdatahash" xmlns:w16se="http://schemas.microsoft.com/office/word/2015/wordml/symex" mc:Ignorable="w14 w15 w16se w16cid w16 w16cex w16sdtdh">
+<w:webSettings xmlns:mc="http://schemas.openxmlformats.org/markup-compatibility/2006" xmlns:r="http://schemas.openxmlformats.org/officeDocument/2006/relationships" xmlns:w="http://schemas.openxmlformats.org/wordprocessingml/2006/main" xmlns:w14="http://schemas.microsoft.com/office/word/2010/wordml" xmlns:w15="http://schemas.microsoft.com/office/word/2012/wordml" xmlns:w16cex="http://schemas.microsoft.com/office/word/2018/wordml/cex" xmlns:w16cid="http://schemas.microsoft.com/office/word/2016/wordml/cid" xmlns:w16="http://schemas.microsoft.com/office/word/2018/wordml" xmlns:w16du="http://schemas.microsoft.com/office/word/2023/wordml/word16du" xmlns:w16sdtdh="http://schemas.microsoft.com/office/word/2020/wordml/sdtdatahash" xmlns:w16sdtfl="http://schemas.microsoft.com/office/word/2024/wordml/sdtformatlock" xmlns:w16se="http://schemas.microsoft.com/office/word/2015/wordml/symex" mc:Ignorable="w14 w15 w16se w16cid w16 w16cex w16sdtdh w16sdtfl w16du">
   <w:optimizeForBrowser/>
   <w:allowPNG/>
 </w:webSettings>
